--- a/assets/downloads/simulation-10/personnel-equipment-and-moulage.docx
+++ b/assets/downloads/simulation-10/personnel-equipment-and-moulage.docx
@@ -236,6 +236,7 @@
           <w:rFonts w:ascii="Aptos" w:hAnsi="Aptos" w:eastAsia="Aptos" w:cs="Aptos"/>
           <w:color w:val="000000"/>
         </w:rPr>
+        <w:lastRenderedPageBreak/>
         <w:t>Situation information to be read to the student.</w:t>
       </w:r>
       <w:del w:id="15" w:author="Anna Seaman" w:date="2026-08-12T13:08:00Z" w16du:dateUtc="2026-08-12T18:08:00Z">
@@ -652,6 +653,46 @@
       <w:pPr>
         <w:spacing w:after="0" w:line="480" w:lineRule="auto"/>
         <w:rPr>
+          <w:ins w:id="16" w:author="Anna Seaman" w:date="2026-08-14T09:42:00Z" w16du:dateUtc="2026-08-14T14:42:00Z"/>
+          <w:rFonts w:ascii="Times New Roman" w:hAnsi="Times New Roman"/>
+          <w:color w:val="000000"/>
+          <w:sz w:val="20"/>
+          <w:szCs w:val="20"/>
+          <w:rPrChange w:id="17" w:author="Anna Seaman" w:date="2026-08-14T09:42:00Z" w16du:dateUtc="2026-08-14T14:42:00Z">
+            <w:rPr>
+              <w:ins w:id="18" w:author="Anna Seaman" w:date="2026-08-14T09:42:00Z" w16du:dateUtc="2026-08-14T14:42:00Z"/>
+              <w:rFonts w:ascii="Times New Roman" w:hAnsi="Times New Roman"/>
+              <w:color w:val="000000"/>
+              <w:sz w:val="24"/>
+              <w:szCs w:val="24"/>
+            </w:rPr>
+          </w:rPrChange>
+        </w:rPr>
+      </w:pPr>
+      <w:ins w:id="19" w:author="Anna Seaman" w:date="2026-08-14T09:42:00Z" w16du:dateUtc="2026-08-14T14:42:00Z">
+        <w:r>
+          <w:rPr>
+            <w:rFonts w:ascii="Aptos" w:hAnsi="Aptos" w:eastAsia="Aptos" w:cs="Aptos"/>
+            <w:color w:val="000000"/>
+            <w:sz w:val="20"/>
+            <w:szCs w:val="20"/>
+            <w:rPrChange w:id="20" w:author="Anna Seaman" w:date="2026-08-14T09:42:00Z" w16du:dateUtc="2026-08-14T14:42:00Z">
+              <w:rPr>
+                <w:rFonts w:ascii="Times New Roman" w:hAnsi="Times New Roman"/>
+                <w:color w:val="000000"/>
+                <w:sz w:val="24"/>
+                <w:szCs w:val="24"/>
+              </w:rPr>
+            </w:rPrChange>
+          </w:rPr>
+          <w:t>Siro Rodenas Cortes/Moment/Getty Images</w:t>
+        </w:r>
+      </w:ins>
+    </w:p>
+    <w:p>
+      <w:pPr>
+        <w:spacing w:after="0" w:line="480" w:lineRule="auto"/>
+        <w:rPr>
           <w:rFonts w:ascii="Times New Roman" w:hAnsi="Times New Roman"/>
           <w:color w:val="000000"/>
           <w:sz w:val="24"/>
@@ -808,7 +849,6 @@
           <w:rFonts w:ascii="Aptos" w:hAnsi="Aptos" w:eastAsia="Aptos" w:cs="Aptos"/>
           <w:color w:val="000000"/>
         </w:rPr>
-        <w:lastRenderedPageBreak/>
         <w:t>One</w:t>
       </w:r>
       <w:r>
@@ -959,7 +999,7 @@
         <w:i/>
         <w:sz w:val="18"/>
       </w:rPr>
-      <w:t>Clinical Simulations for the Athletic Trainer HKPropel Access</w:t>
+      <w:t>Clinical Simulations for the Athletic Trainer Instructor Guide</w:t>
     </w:r>
     <w:r>
       <w:rPr>
@@ -4552,6 +4592,7 @@
   <w:style w:type="character" w:default="1" w:styleId="DefaultParagraphFont">
     <w:name w:val="Default Paragraph Font"/>
     <w:uiPriority w:val="1"/>
+    <w:semiHidden/>
     <w:unhideWhenUsed/>
   </w:style>
   <w:style w:type="table" w:default="1" w:styleId="TableNormal">
